--- a/fåglar/A 7384-2026 prioriterade fågelarter.docx
+++ b/fåglar/A 7384-2026 prioriterade fågelarter.docx
@@ -519,7 +519,7 @@
     <w:p/>
     <w:p>
       <w:r>
-        <w:t>2026-06-18</w:t>
+        <w:t>2026-06-19</w:t>
       </w:r>
       <w:r>
         <w:t xml:space="preserve"> </w:t>

--- a/fåglar/A 7384-2026 prioriterade fågelarter.docx
+++ b/fåglar/A 7384-2026 prioriterade fågelarter.docx
@@ -519,7 +519,7 @@
     <w:p/>
     <w:p>
       <w:r>
-        <w:t>2026-06-19</w:t>
+        <w:t>2026-06-20</w:t>
       </w:r>
       <w:r>
         <w:t xml:space="preserve"> </w:t>

--- a/fåglar/A 7384-2026 prioriterade fågelarter.docx
+++ b/fåglar/A 7384-2026 prioriterade fågelarter.docx
@@ -519,7 +519,7 @@
     <w:p/>
     <w:p>
       <w:r>
-        <w:t>2026-06-20</w:t>
+        <w:t>2026-06-21</w:t>
       </w:r>
       <w:r>
         <w:t xml:space="preserve"> </w:t>

--- a/fåglar/A 7384-2026 prioriterade fågelarter.docx
+++ b/fåglar/A 7384-2026 prioriterade fågelarter.docx
@@ -519,7 +519,7 @@
     <w:p/>
     <w:p>
       <w:r>
-        <w:t>2026-06-21</w:t>
+        <w:t>2026-06-22</w:t>
       </w:r>
       <w:r>
         <w:t xml:space="preserve"> </w:t>

--- a/fåglar/A 7384-2026 prioriterade fågelarter.docx
+++ b/fåglar/A 7384-2026 prioriterade fågelarter.docx
@@ -519,7 +519,7 @@
     <w:p/>
     <w:p>
       <w:r>
-        <w:t>2026-06-22</w:t>
+        <w:t>2026-06-23</w:t>
       </w:r>
       <w:r>
         <w:t xml:space="preserve"> </w:t>

--- a/fåglar/A 7384-2026 prioriterade fågelarter.docx
+++ b/fåglar/A 7384-2026 prioriterade fågelarter.docx
@@ -519,7 +519,7 @@
     <w:p/>
     <w:p>
       <w:r>
-        <w:t>2026-06-23</w:t>
+        <w:t>2026-06-24</w:t>
       </w:r>
       <w:r>
         <w:t xml:space="preserve"> </w:t>

--- a/fåglar/A 7384-2026 prioriterade fågelarter.docx
+++ b/fåglar/A 7384-2026 prioriterade fågelarter.docx
@@ -519,7 +519,7 @@
     <w:p/>
     <w:p>
       <w:r>
-        <w:t>2026-06-24</w:t>
+        <w:t>2026-06-25</w:t>
       </w:r>
       <w:r>
         <w:t xml:space="preserve"> </w:t>

--- a/fåglar/A 7384-2026 prioriterade fågelarter.docx
+++ b/fåglar/A 7384-2026 prioriterade fågelarter.docx
@@ -519,7 +519,7 @@
     <w:p/>
     <w:p>
       <w:r>
-        <w:t>2026-06-25</w:t>
+        <w:t>2026-06-26</w:t>
       </w:r>
       <w:r>
         <w:t xml:space="preserve"> </w:t>

--- a/fåglar/A 7384-2026 prioriterade fågelarter.docx
+++ b/fåglar/A 7384-2026 prioriterade fågelarter.docx
@@ -519,7 +519,7 @@
     <w:p/>
     <w:p>
       <w:r>
-        <w:t>2026-06-26</w:t>
+        <w:t>2026-06-27</w:t>
       </w:r>
       <w:r>
         <w:t xml:space="preserve"> </w:t>

--- a/fåglar/A 7384-2026 prioriterade fågelarter.docx
+++ b/fåglar/A 7384-2026 prioriterade fågelarter.docx
@@ -519,7 +519,7 @@
     <w:p/>
     <w:p>
       <w:r>
-        <w:t>2026-06-27</w:t>
+        <w:t>2026-06-28</w:t>
       </w:r>
       <w:r>
         <w:t xml:space="preserve"> </w:t>

--- a/fåglar/A 7384-2026 prioriterade fågelarter.docx
+++ b/fåglar/A 7384-2026 prioriterade fågelarter.docx
@@ -519,7 +519,7 @@
     <w:p/>
     <w:p>
       <w:r>
-        <w:t>2026-06-28</w:t>
+        <w:t>2026-06-29</w:t>
       </w:r>
       <w:r>
         <w:t xml:space="preserve"> </w:t>

--- a/fåglar/A 7384-2026 prioriterade fågelarter.docx
+++ b/fåglar/A 7384-2026 prioriterade fågelarter.docx
@@ -519,7 +519,7 @@
     <w:p/>
     <w:p>
       <w:r>
-        <w:t>2026-06-29</w:t>
+        <w:t>2026-06-30</w:t>
       </w:r>
       <w:r>
         <w:t xml:space="preserve"> </w:t>

--- a/fåglar/A 7384-2026 prioriterade fågelarter.docx
+++ b/fåglar/A 7384-2026 prioriterade fågelarter.docx
@@ -519,7 +519,7 @@
     <w:p/>
     <w:p>
       <w:r>
-        <w:t>2026-06-30</w:t>
+        <w:t>2026-07-01</w:t>
       </w:r>
       <w:r>
         <w:t xml:space="preserve"> </w:t>

--- a/fåglar/A 7384-2026 prioriterade fågelarter.docx
+++ b/fåglar/A 7384-2026 prioriterade fågelarter.docx
@@ -519,7 +519,7 @@
     <w:p/>
     <w:p>
       <w:r>
-        <w:t>2026-07-01</w:t>
+        <w:t>2026-07-02</w:t>
       </w:r>
       <w:r>
         <w:t xml:space="preserve"> </w:t>
